--- a/doc/詩/宋朝/蘇東坡/蘇軾-春宵.docx
+++ b/doc/詩/宋朝/蘇東坡/蘇軾-春宵.docx
@@ -1,6 +1,6 @@
 
 <file path=word/document.xml><?xml version="1.0" encoding="utf-8"?>
-<w:document xmlns:wpc="http://schemas.microsoft.com/office/word/2010/wordprocessingCanvas" xmlns:cx="http://schemas.microsoft.com/office/drawing/2014/chartex" xmlns:cx1="http://schemas.microsoft.com/office/drawing/2015/9/8/chartex" xmlns:cx2="http://schemas.microsoft.com/office/drawing/2015/10/21/chartex" xmlns:cx3="http://schemas.microsoft.com/office/drawing/2016/5/9/chartex" xmlns:cx4="http://schemas.microsoft.com/office/drawing/2016/5/10/chartex" xmlns:cx5="http://schemas.microsoft.com/office/drawing/2016/5/11/chartex" xmlns:cx6="http://schemas.microsoft.com/office/drawing/2016/5/12/chartex" xmlns:cx7="http://schemas.microsoft.com/office/drawing/2016/5/13/chartex" xmlns:cx8="http://schemas.microsoft.com/office/drawing/2016/5/14/chartex" xmlns:mc="http://schemas.openxmlformats.org/markup-compatibility/2006" xmlns:aink="http://schemas.microsoft.com/office/drawing/2016/ink" xmlns:am3d="http://schemas.microsoft.com/office/drawing/2017/model3d" xmlns:o="urn:schemas-microsoft-com:office:office" xmlns:oel="http://schemas.microsoft.com/office/2019/extlst" xmlns:r="http://schemas.openxmlformats.org/officeDocument/2006/relationships" xmlns:m="http://schemas.openxmlformats.org/officeDocument/2006/math" xmlns:v="urn:schemas-microsoft-com:vml" xmlns:wp14="http://schemas.microsoft.com/office/word/2010/wordprocessingDrawing" xmlns:wp="http://schemas.openxmlformats.org/drawingml/2006/wordprocessingDrawing" xmlns:w10="urn:schemas-microsoft-com:office:word" xmlns:w="http://schemas.openxmlformats.org/wordprocessingml/2006/main" xmlns:w14="http://schemas.microsoft.com/office/word/2010/wordml" xmlns:w15="http://schemas.microsoft.com/office/word/2012/wordml" xmlns:w16cex="http://schemas.microsoft.com/office/word/2018/wordml/cex" xmlns:w16cid="http://schemas.microsoft.com/office/word/2016/wordml/cid" xmlns:w16="http://schemas.microsoft.com/office/word/2018/wordml" xmlns:w16sdtdh="http://schemas.microsoft.com/office/word/2020/wordml/sdtdatahash" xmlns:w16se="http://schemas.microsoft.com/office/word/2015/wordml/symex" xmlns:wpg="http://schemas.microsoft.com/office/word/2010/wordprocessingGroup" xmlns:wpi="http://schemas.microsoft.com/office/word/2010/wordprocessingInk" xmlns:wne="http://schemas.microsoft.com/office/word/2006/wordml" xmlns:wps="http://schemas.microsoft.com/office/word/2010/wordprocessingShape" mc:Ignorable="w14 w15 w16se w16cid w16 w16cex w16sdtdh wp14">
+<w:document xmlns:wpc="http://schemas.microsoft.com/office/word/2010/wordprocessingCanvas" xmlns:cx="http://schemas.microsoft.com/office/drawing/2014/chartex" xmlns:cx1="http://schemas.microsoft.com/office/drawing/2015/9/8/chartex" xmlns:cx2="http://schemas.microsoft.com/office/drawing/2015/10/21/chartex" xmlns:cx3="http://schemas.microsoft.com/office/drawing/2016/5/9/chartex" xmlns:cx4="http://schemas.microsoft.com/office/drawing/2016/5/10/chartex" xmlns:cx5="http://schemas.microsoft.com/office/drawing/2016/5/11/chartex" xmlns:cx6="http://schemas.microsoft.com/office/drawing/2016/5/12/chartex" xmlns:cx7="http://schemas.microsoft.com/office/drawing/2016/5/13/chartex" xmlns:cx8="http://schemas.microsoft.com/office/drawing/2016/5/14/chartex" xmlns:mc="http://schemas.openxmlformats.org/markup-compatibility/2006" xmlns:aink="http://schemas.microsoft.com/office/drawing/2016/ink" xmlns:am3d="http://schemas.microsoft.com/office/drawing/2017/model3d" xmlns:o="urn:schemas-microsoft-com:office:office" xmlns:r="http://schemas.openxmlformats.org/officeDocument/2006/relationships" xmlns:m="http://schemas.openxmlformats.org/officeDocument/2006/math" xmlns:v="urn:schemas-microsoft-com:vml" xmlns:wp14="http://schemas.microsoft.com/office/word/2010/wordprocessingDrawing" xmlns:wp="http://schemas.openxmlformats.org/drawingml/2006/wordprocessingDrawing" xmlns:w10="urn:schemas-microsoft-com:office:word" xmlns:w="http://schemas.openxmlformats.org/wordprocessingml/2006/main" xmlns:w14="http://schemas.microsoft.com/office/word/2010/wordml" xmlns:w15="http://schemas.microsoft.com/office/word/2012/wordml" xmlns:w16cex="http://schemas.microsoft.com/office/word/2018/wordml/cex" xmlns:w16cid="http://schemas.microsoft.com/office/word/2016/wordml/cid" xmlns:w16="http://schemas.microsoft.com/office/word/2018/wordml" xmlns:w16sdtdh="http://schemas.microsoft.com/office/word/2020/wordml/sdtdatahash" xmlns:w16se="http://schemas.microsoft.com/office/word/2015/wordml/symex" xmlns:wpg="http://schemas.microsoft.com/office/word/2010/wordprocessingGroup" xmlns:wpi="http://schemas.microsoft.com/office/word/2010/wordprocessingInk" xmlns:wne="http://schemas.microsoft.com/office/word/2006/wordml" xmlns:wps="http://schemas.microsoft.com/office/word/2010/wordprocessingShape" mc:Ignorable="w14 w15 w16se w16cid w16 w16cex w16sdtdh wp14">
   <w:body>
     <w:p>
       <w:pPr>
@@ -61,16 +61,7 @@
           <w:sz w:val="52"/>
           <w:szCs w:val="52"/>
         </w:rPr>
-        <w:t xml:space="preserve">     </w:t>
-      </w:r>
-      <w:r>
-        <w:rPr>
-          <w:rFonts w:hint="eastAsia"/>
-          <w:kern w:val="0"/>
-          <w:sz w:val="52"/>
-          <w:szCs w:val="52"/>
-        </w:rPr>
-        <w:t xml:space="preserve"> </w:t>
+        <w:t xml:space="preserve">    </w:t>
       </w:r>
       <w:r>
         <w:rPr>
@@ -153,7 +144,21 @@
           <w:rFonts w:hint="eastAsia"/>
           <w:szCs w:val="28"/>
         </w:rPr>
-        <w:t>春天的夜晚，即便是極短的時間也十分珍貴。花兒散發著絲絲縷縷的清香，月光在花下投射出朦朧的陰影。</w:t>
+        <w:t>春天的夜晚是多麼寶貴啊</w:t>
+      </w:r>
+      <w:r>
+        <w:rPr>
+          <w:rFonts w:hint="eastAsia"/>
+          <w:szCs w:val="28"/>
+        </w:rPr>
+        <w:t>！</w:t>
+      </w:r>
+      <w:r>
+        <w:rPr>
+          <w:rFonts w:hint="eastAsia"/>
+          <w:szCs w:val="28"/>
+        </w:rPr>
+        <w:t>哪怕只是短暫的一刻，也價值千金。此時，庭院裡的花朵正散發出清淡的香味，月亮在地上投下了柔和的朦朧陰影。</w:t>
       </w:r>
     </w:p>
     <w:p>
@@ -169,57 +174,7 @@
           <w:rFonts w:hint="eastAsia"/>
           <w:szCs w:val="28"/>
         </w:rPr>
-        <w:t>樓台深處，富貴人家還在</w:t>
-      </w:r>
-      <w:r>
-        <w:rPr>
-          <w:rFonts w:hint="eastAsia"/>
-          <w:b/>
-          <w:bCs/>
-          <w:szCs w:val="28"/>
-        </w:rPr>
-        <w:t>輕歌曼舞</w:t>
-      </w:r>
-      <w:r>
-        <w:rPr>
-          <w:rFonts w:hint="eastAsia"/>
-          <w:szCs w:val="28"/>
-        </w:rPr>
-        <w:t>，那輕輕的歌聲和管樂聲還不時</w:t>
-      </w:r>
-      <w:r>
-        <w:rPr>
-          <w:rFonts w:hint="eastAsia"/>
-          <w:szCs w:val="28"/>
-        </w:rPr>
-        <w:t>的</w:t>
-      </w:r>
-      <w:bookmarkStart w:id="0" w:name="_Hlk159172711"/>
-      <w:proofErr w:type="gramStart"/>
-      <w:r>
-        <w:rPr>
-          <w:rFonts w:hint="eastAsia"/>
-          <w:b/>
-          <w:bCs/>
-          <w:szCs w:val="28"/>
-        </w:rPr>
-        <w:t>彌散</w:t>
-      </w:r>
-      <w:bookmarkEnd w:id="0"/>
-      <w:r>
-        <w:rPr>
-          <w:rFonts w:hint="eastAsia"/>
-          <w:szCs w:val="28"/>
-        </w:rPr>
-        <w:t>於醉</w:t>
-      </w:r>
-      <w:proofErr w:type="gramEnd"/>
-      <w:r>
-        <w:rPr>
-          <w:rFonts w:hint="eastAsia"/>
-          <w:szCs w:val="28"/>
-        </w:rPr>
-        <w:t>人的夜色中。夜已經很深了，掛著鞦韆的庭院已是一片寂靜。</w:t>
+        <w:t>遠處富貴人家的樓台裡，正隱隱約約傳出輕柔悠揚的歌聲與樂器聲；而在這安置了鞦韆的深深院落裡，夜色已經深了，顯得格外寧靜與安詳。</w:t>
       </w:r>
     </w:p>
     <w:p>
@@ -248,7 +203,7 @@
           <w:numId w:val="18"/>
         </w:numPr>
         <w:spacing w:after="0" w:line="440" w:lineRule="exact"/>
-        <w:ind w:leftChars="0" w:left="340" w:right="0" w:hanging="340"/>
+        <w:ind w:leftChars="0" w:left="284" w:right="0" w:hanging="284"/>
         <w:rPr>
           <w:color w:val="0F0F0F"/>
           <w:szCs w:val="28"/>
@@ -271,7 +226,7 @@
           <w:numId w:val="18"/>
         </w:numPr>
         <w:spacing w:after="0" w:line="440" w:lineRule="exact"/>
-        <w:ind w:leftChars="0" w:left="340" w:right="0" w:hanging="340"/>
+        <w:ind w:leftChars="0" w:left="284" w:right="0" w:hanging="284"/>
         <w:rPr>
           <w:color w:val="0F0F0F"/>
           <w:szCs w:val="28"/>
@@ -312,7 +267,7 @@
           <w:numId w:val="18"/>
         </w:numPr>
         <w:spacing w:after="0" w:line="440" w:lineRule="exact"/>
-        <w:ind w:leftChars="0" w:left="340" w:right="0" w:hanging="340"/>
+        <w:ind w:leftChars="0" w:left="284" w:right="0" w:hanging="284"/>
         <w:rPr>
           <w:color w:val="0F0F0F"/>
           <w:szCs w:val="28"/>
@@ -335,7 +290,7 @@
           <w:numId w:val="18"/>
         </w:numPr>
         <w:spacing w:after="0" w:line="440" w:lineRule="exact"/>
-        <w:ind w:leftChars="0" w:left="340" w:right="0" w:hanging="340"/>
+        <w:ind w:leftChars="0" w:left="284" w:right="0" w:hanging="284"/>
         <w:rPr>
           <w:color w:val="0F0F0F"/>
           <w:szCs w:val="28"/>
@@ -358,7 +313,7 @@
           <w:numId w:val="18"/>
         </w:numPr>
         <w:spacing w:after="0" w:line="440" w:lineRule="exact"/>
-        <w:ind w:leftChars="0" w:left="340" w:right="0" w:hanging="340"/>
+        <w:ind w:leftChars="0" w:left="284" w:right="0" w:hanging="284"/>
         <w:rPr>
           <w:color w:val="0F0F0F"/>
           <w:szCs w:val="28"/>
@@ -385,7 +340,7 @@
     </w:p>
     <w:p>
       <w:pPr>
-        <w:spacing w:beforeLines="50" w:before="120" w:after="0" w:line="400" w:lineRule="exact"/>
+        <w:spacing w:beforeLines="50" w:before="120" w:after="0" w:line="480" w:lineRule="exact"/>
         <w:ind w:left="-6" w:right="0" w:hanging="11"/>
         <w:rPr>
           <w:szCs w:val="28"/>
@@ -424,7 +379,58 @@
           <w:bCs/>
           <w:szCs w:val="28"/>
         </w:rPr>
-        <w:t>開篇兩句寫春夜美景。春天的夜晚十分寶貴，花朵盛開，月色醉人。這兩句不僅寫出了夜景的清幽和夜色的宜人，更是在告訴人們光陰的寶貴。</w:t>
+        <w:t>「春宵一刻值千金」，這句我們</w:t>
+      </w:r>
+      <w:r>
+        <w:rPr>
+          <w:rFonts w:hint="eastAsia"/>
+          <w:b/>
+          <w:szCs w:val="28"/>
+        </w:rPr>
+        <w:t>耳熟能詳</w:t>
+      </w:r>
+      <w:r>
+        <w:rPr>
+          <w:rFonts w:hint="eastAsia"/>
+          <w:bCs/>
+          <w:szCs w:val="28"/>
+        </w:rPr>
+        <w:t>的名句，其實來自大文豪</w:t>
+      </w:r>
+      <w:r>
+        <w:rPr>
+          <w:rFonts w:hint="eastAsia"/>
+          <w:bCs/>
+          <w:szCs w:val="28"/>
+          <w:u w:val="single"/>
+        </w:rPr>
+        <w:t>蘇軾</w:t>
+      </w:r>
+      <w:r>
+        <w:rPr>
+          <w:rFonts w:hint="eastAsia"/>
+          <w:bCs/>
+          <w:szCs w:val="28"/>
+        </w:rPr>
+        <w:t>的溫柔筆觸。在這首短短二十八</w:t>
+      </w:r>
+      <w:proofErr w:type="gramStart"/>
+      <w:r>
+        <w:rPr>
+          <w:rFonts w:hint="eastAsia"/>
+          <w:bCs/>
+          <w:szCs w:val="28"/>
+        </w:rPr>
+        <w:t>個</w:t>
+      </w:r>
+      <w:proofErr w:type="gramEnd"/>
+      <w:r>
+        <w:rPr>
+          <w:rFonts w:hint="eastAsia"/>
+          <w:bCs/>
+          <w:szCs w:val="28"/>
+        </w:rPr>
+        <w:t>字的七言絕句中，詩人不僅為我們捕捉了春天夜晚轉瞬即逝的美麗，更用細膩的感官對比，悄悄藏進了他對時光的珍惜。</w:t>
       </w:r>
     </w:p>
     <w:p>
@@ -450,7 +456,78 @@
           <w:bCs/>
           <w:szCs w:val="28"/>
         </w:rPr>
-        <w:t>後兩句寫的是</w:t>
+        <w:t>詩的開頭驚</w:t>
+      </w:r>
+      <w:proofErr w:type="gramStart"/>
+      <w:r>
+        <w:rPr>
+          <w:rFonts w:hint="eastAsia"/>
+          <w:bCs/>
+          <w:szCs w:val="28"/>
+        </w:rPr>
+        <w:t>艷</w:t>
+      </w:r>
+      <w:proofErr w:type="gramEnd"/>
+      <w:r>
+        <w:rPr>
+          <w:rFonts w:hint="eastAsia"/>
+          <w:bCs/>
+          <w:szCs w:val="28"/>
+        </w:rPr>
+        <w:t>無比。</w:t>
+      </w:r>
+      <w:r>
+        <w:rPr>
+          <w:rFonts w:hint="eastAsia"/>
+          <w:bCs/>
+          <w:szCs w:val="28"/>
+          <w:u w:val="single"/>
+        </w:rPr>
+        <w:t>蘇軾</w:t>
+      </w:r>
+      <w:r>
+        <w:rPr>
+          <w:rFonts w:hint="eastAsia"/>
+          <w:bCs/>
+          <w:szCs w:val="28"/>
+        </w:rPr>
+        <w:t>讚美春天的夜晚哪怕是極其短暫的</w:t>
+      </w:r>
+      <w:proofErr w:type="gramStart"/>
+      <w:r>
+        <w:rPr>
+          <w:rFonts w:hint="eastAsia"/>
+          <w:bCs/>
+          <w:szCs w:val="28"/>
+        </w:rPr>
+        <w:t>片刻，</w:t>
+      </w:r>
+      <w:proofErr w:type="gramEnd"/>
+      <w:r>
+        <w:rPr>
+          <w:rFonts w:hint="eastAsia"/>
+          <w:bCs/>
+          <w:szCs w:val="28"/>
+        </w:rPr>
+        <w:t>也比千金還要珍貴。為什麼呢？</w:t>
+      </w:r>
+      <w:proofErr w:type="gramStart"/>
+      <w:r>
+        <w:rPr>
+          <w:rFonts w:hint="eastAsia"/>
+          <w:bCs/>
+          <w:szCs w:val="28"/>
+        </w:rPr>
+        <w:t>次句立刻</w:t>
+      </w:r>
+      <w:proofErr w:type="gramEnd"/>
+      <w:r>
+        <w:rPr>
+          <w:rFonts w:hint="eastAsia"/>
+          <w:bCs/>
+          <w:szCs w:val="28"/>
+        </w:rPr>
+        <w:t>給出了答案。此時「花有清香」，是嗅覺的觸動，微風帶來了花朵淡雅的芬芳；「月有陰」，則是視覺的捕捉，月光穿透夜色，在地上投射出</w:t>
       </w:r>
       <w:r>
         <w:rPr>
@@ -458,7 +535,7 @@
           <w:b/>
           <w:szCs w:val="28"/>
         </w:rPr>
-        <w:t>官宦</w:t>
+        <w:t>斑駁</w:t>
       </w:r>
       <w:r>
         <w:rPr>
@@ -466,15 +543,16 @@
           <w:bCs/>
           <w:szCs w:val="28"/>
         </w:rPr>
-        <w:t>貴族階層盡情享樂的情景。夜已經很深了，院落</w:t>
+        <w:t>、朦朧的陰影。</w:t>
       </w:r>
       <w:r>
         <w:rPr>
           <w:rFonts w:hint="eastAsia"/>
           <w:bCs/>
           <w:szCs w:val="28"/>
-        </w:rPr>
-        <w:t>裡</w:t>
+          <w:u w:val="single"/>
+        </w:rPr>
+        <w:t>蘇軾</w:t>
       </w:r>
       <w:r>
         <w:rPr>
@@ -482,39 +560,7 @@
           <w:bCs/>
           <w:szCs w:val="28"/>
         </w:rPr>
-        <w:t>一片沉寂，他們卻還在樓台</w:t>
-      </w:r>
-      <w:r>
-        <w:rPr>
-          <w:rFonts w:hint="eastAsia"/>
-          <w:bCs/>
-          <w:szCs w:val="28"/>
-        </w:rPr>
-        <w:t>裡</w:t>
-      </w:r>
-      <w:r>
-        <w:rPr>
-          <w:rFonts w:hint="eastAsia"/>
-          <w:bCs/>
-          <w:szCs w:val="28"/>
-        </w:rPr>
-        <w:t>盡情</w:t>
-      </w:r>
-      <w:r>
-        <w:rPr>
-          <w:rFonts w:hint="eastAsia"/>
-          <w:bCs/>
-          <w:szCs w:val="28"/>
-        </w:rPr>
-        <w:t>的</w:t>
-      </w:r>
-      <w:r>
-        <w:rPr>
-          <w:rFonts w:hint="eastAsia"/>
-          <w:bCs/>
-          <w:szCs w:val="28"/>
-        </w:rPr>
-        <w:t>享受著歌舞和管樂，對於他們來說，這樣的良辰美景更顯得珍貴。作者的描寫不無諷刺意味。</w:t>
+        <w:t>沒有描寫白天的萬紫千紅，反而讚美夜色中那份含蓄、幽靜的自然之美。</w:t>
       </w:r>
     </w:p>
     <w:p>
@@ -523,7 +569,6 @@
         <w:ind w:left="-6" w:right="0" w:hanging="11"/>
         <w:rPr>
           <w:bCs/>
-          <w:spacing w:val="-6"/>
           <w:szCs w:val="28"/>
         </w:rPr>
       </w:pPr>
@@ -541,15 +586,105 @@
           <w:bCs/>
           <w:szCs w:val="28"/>
         </w:rPr>
-        <w:t>全篇寫得</w:t>
-      </w:r>
+        <w:t>然而，詩人的心思隨著夜色拉長有了轉折。第三句「</w:t>
+      </w:r>
+      <w:proofErr w:type="gramStart"/>
+      <w:r>
+        <w:rPr>
+          <w:rFonts w:hint="eastAsia"/>
+          <w:bCs/>
+          <w:szCs w:val="28"/>
+        </w:rPr>
+        <w:t>歌管樓台</w:t>
+      </w:r>
+      <w:proofErr w:type="gramEnd"/>
+      <w:r>
+        <w:rPr>
+          <w:rFonts w:hint="eastAsia"/>
+          <w:bCs/>
+          <w:szCs w:val="28"/>
+        </w:rPr>
+        <w:t>聲細細」，將鏡頭拉到了遠處的富貴人家。那裡依然燈火通明，傳來陣陣細微卻不間斷的歌聲與樂音。這喧鬧的「動」，與最後一句「鞦韆院落夜沉沉」的「靜」形成了強烈對比。在這個安置了鞦韆的</w:t>
+      </w:r>
+      <w:proofErr w:type="gramStart"/>
+      <w:r>
+        <w:rPr>
+          <w:rFonts w:hint="eastAsia"/>
+          <w:bCs/>
+          <w:szCs w:val="28"/>
+        </w:rPr>
+        <w:t>平凡小院裡</w:t>
+      </w:r>
+      <w:proofErr w:type="gramEnd"/>
+      <w:r>
+        <w:rPr>
+          <w:rFonts w:hint="eastAsia"/>
+          <w:bCs/>
+          <w:szCs w:val="28"/>
+        </w:rPr>
+        <w:t>，夜色深</w:t>
+      </w:r>
+      <w:proofErr w:type="gramStart"/>
+      <w:r>
+        <w:rPr>
+          <w:rFonts w:hint="eastAsia"/>
+          <w:bCs/>
+          <w:szCs w:val="28"/>
+        </w:rPr>
+        <w:t>沉</w:t>
+      </w:r>
+      <w:proofErr w:type="gramEnd"/>
+      <w:r>
+        <w:rPr>
+          <w:rFonts w:hint="eastAsia"/>
+          <w:bCs/>
+          <w:szCs w:val="28"/>
+        </w:rPr>
+        <w:t>，萬物安靜地睡去。</w:t>
+      </w:r>
+    </w:p>
+    <w:p>
+      <w:pPr>
+        <w:spacing w:after="0" w:line="480" w:lineRule="exact"/>
+        <w:ind w:left="-6" w:right="0" w:hanging="11"/>
+        <w:rPr>
+          <w:bCs/>
+          <w:szCs w:val="28"/>
+        </w:rPr>
+      </w:pPr>
+      <w:r>
+        <w:rPr>
+          <w:rFonts w:hint="eastAsia"/>
+          <w:bCs/>
+          <w:szCs w:val="28"/>
+        </w:rPr>
+        <w:t xml:space="preserve">　　</w:t>
+      </w:r>
+      <w:r>
+        <w:rPr>
+          <w:rFonts w:hint="eastAsia"/>
+          <w:bCs/>
+          <w:szCs w:val="28"/>
+        </w:rPr>
+        <w:t>這種「樓台」與「院落」、「喧鬧」與「寧靜」的並列，是</w:t>
+      </w:r>
+      <w:proofErr w:type="gramStart"/>
+      <w:r>
+        <w:rPr>
+          <w:rFonts w:hint="eastAsia"/>
+          <w:bCs/>
+          <w:szCs w:val="28"/>
+        </w:rPr>
+        <w:t>全詩最</w:t>
+      </w:r>
+      <w:proofErr w:type="gramEnd"/>
       <w:r>
         <w:rPr>
           <w:rFonts w:hint="eastAsia"/>
           <w:b/>
           <w:szCs w:val="28"/>
         </w:rPr>
-        <w:t>明白如畫</w:t>
+        <w:t>耐人尋味</w:t>
       </w:r>
       <w:r>
         <w:rPr>
@@ -557,25 +692,31 @@
           <w:bCs/>
           <w:szCs w:val="28"/>
         </w:rPr>
-        <w:t>卻又立意深</w:t>
-      </w:r>
-      <w:proofErr w:type="gramStart"/>
+        <w:t>的地方。那些在樓台裡</w:t>
+      </w:r>
+      <w:r>
+        <w:rPr>
+          <w:rFonts w:hint="eastAsia"/>
+          <w:b/>
+          <w:szCs w:val="28"/>
+        </w:rPr>
+        <w:t>通宵達旦</w:t>
+      </w:r>
       <w:r>
         <w:rPr>
           <w:rFonts w:hint="eastAsia"/>
           <w:bCs/>
           <w:szCs w:val="28"/>
         </w:rPr>
-        <w:t>沉</w:t>
-      </w:r>
-      <w:proofErr w:type="gramEnd"/>
+        <w:t>、沉迷於歌舞的人們，看似在享受人生，其實正麻木</w:t>
+      </w:r>
       <w:r>
         <w:rPr>
           <w:rFonts w:hint="eastAsia"/>
           <w:bCs/>
           <w:szCs w:val="28"/>
         </w:rPr>
-        <w:t>。在冷靜自然的描寫中，含蓄委婉</w:t>
+        <w:t>的</w:t>
       </w:r>
       <w:r>
         <w:rPr>
@@ -583,78 +724,102 @@
           <w:bCs/>
           <w:szCs w:val="28"/>
         </w:rPr>
-        <w:t>的</w:t>
-      </w:r>
-      <w:r>
-        <w:rPr>
-          <w:rFonts w:hint="eastAsia"/>
-          <w:bCs/>
-          <w:szCs w:val="28"/>
-        </w:rPr>
-        <w:t>透露出作者對醉生夢死、貪圖享樂、不惜光陰的人的深深譴責。詩句華美而含蓄，耐人尋味。特別是</w:t>
-      </w:r>
-      <w:r>
-        <w:rPr>
-          <w:rFonts w:hint="eastAsia"/>
-          <w:bCs/>
-          <w:szCs w:val="28"/>
-        </w:rPr>
-        <w:t>「</w:t>
-      </w:r>
-      <w:r>
-        <w:rPr>
-          <w:rFonts w:hint="eastAsia"/>
-          <w:bCs/>
-          <w:szCs w:val="28"/>
-        </w:rPr>
-        <w:t>春宵一刻值千金</w:t>
-      </w:r>
-      <w:r>
-        <w:rPr>
-          <w:rFonts w:hint="eastAsia"/>
-          <w:bCs/>
-          <w:szCs w:val="28"/>
-        </w:rPr>
-        <w:t>」</w:t>
-      </w:r>
-      <w:r>
-        <w:rPr>
-          <w:rFonts w:hint="eastAsia"/>
-          <w:bCs/>
-          <w:szCs w:val="28"/>
-        </w:rPr>
-        <w:t>，成了千古傳誦的名句佳句，人們常常用來形容良辰美景的短暫和寶貴。</w:t>
-      </w:r>
-      <w:r>
-        <w:rPr>
-          <w:rFonts w:hint="eastAsia"/>
+        <w:t>揮霍著那「值千金」的寶貴春宵；而詩人守在安靜的院落裡，獨自品味花香與月影，才是真正懂得感受生命、留住美好的人。</w:t>
+      </w:r>
+    </w:p>
+    <w:p>
+      <w:pPr>
+        <w:spacing w:after="0" w:line="480" w:lineRule="exact"/>
+        <w:ind w:left="-6" w:right="0" w:hanging="11"/>
+        <w:rPr>
           <w:bCs/>
           <w:spacing w:val="-6"/>
           <w:szCs w:val="28"/>
         </w:rPr>
-        <w:t>(資料來源：</w:t>
-      </w:r>
-      <w:hyperlink r:id="rId9" w:history="1">
-        <w:r>
-          <w:rPr>
-            <w:rStyle w:val="a8"/>
-            <w:bCs/>
-            <w:spacing w:val="-6"/>
-            <w:szCs w:val="28"/>
-          </w:rPr>
-          <w:t>https://www.arteducation.com.tw/shiwenv_eafb4ea8a749.html</w:t>
-        </w:r>
-      </w:hyperlink>
-      <w:hyperlink r:id="rId10" w:history="1"/>
-      <w:hyperlink r:id="rId11" w:history="1"/>
+      </w:pPr>
       <w:r>
         <w:rPr>
           <w:rFonts w:hint="eastAsia"/>
           <w:bCs/>
-          <w:spacing w:val="-6"/>
-          <w:szCs w:val="28"/>
-        </w:rPr>
-        <w:t>)</w:t>
+          <w:szCs w:val="28"/>
+        </w:rPr>
+        <w:lastRenderedPageBreak/>
+        <w:t xml:space="preserve">　　</w:t>
+      </w:r>
+      <w:r>
+        <w:rPr>
+          <w:rFonts w:hint="eastAsia"/>
+          <w:bCs/>
+          <w:szCs w:val="28"/>
+        </w:rPr>
+        <w:t>這首詩不僅是一幅有香氣、有聲音的春</w:t>
+      </w:r>
+      <w:proofErr w:type="gramStart"/>
+      <w:r>
+        <w:rPr>
+          <w:rFonts w:hint="eastAsia"/>
+          <w:bCs/>
+          <w:szCs w:val="28"/>
+        </w:rPr>
+        <w:t>夜畫卷</w:t>
+      </w:r>
+      <w:proofErr w:type="gramEnd"/>
+      <w:r>
+        <w:rPr>
+          <w:rFonts w:hint="eastAsia"/>
+          <w:bCs/>
+          <w:szCs w:val="28"/>
+        </w:rPr>
+        <w:t>，更像是一本時光課本。</w:t>
+      </w:r>
+      <w:r>
+        <w:rPr>
+          <w:rFonts w:hint="eastAsia"/>
+          <w:bCs/>
+          <w:szCs w:val="28"/>
+          <w:u w:val="single"/>
+        </w:rPr>
+        <w:t>蘇軾</w:t>
+      </w:r>
+      <w:r>
+        <w:rPr>
+          <w:rFonts w:hint="eastAsia"/>
+          <w:bCs/>
+          <w:szCs w:val="28"/>
+        </w:rPr>
+        <w:t>用溫柔的文字提醒我們：大自然的美好與時間的珍貴，不需要繁華的排場去</w:t>
+      </w:r>
+      <w:r>
+        <w:rPr>
+          <w:rFonts w:hint="eastAsia"/>
+          <w:b/>
+          <w:szCs w:val="28"/>
+        </w:rPr>
+        <w:t>堆疊</w:t>
+      </w:r>
+      <w:r>
+        <w:rPr>
+          <w:rFonts w:hint="eastAsia"/>
+          <w:bCs/>
+          <w:szCs w:val="28"/>
+        </w:rPr>
+        <w:t>，只要我們靜下心來</w:t>
+      </w:r>
+      <w:r>
+        <w:rPr>
+          <w:rFonts w:hint="eastAsia"/>
+          <w:b/>
+          <w:szCs w:val="28"/>
+        </w:rPr>
+        <w:t>聆聽</w:t>
+      </w:r>
+      <w:r>
+        <w:rPr>
+          <w:rFonts w:hint="eastAsia"/>
+          <w:bCs/>
+          <w:szCs w:val="28"/>
+        </w:rPr>
+        <w:t>與感受，最動人的風景，往往就在這份寧靜的當下。</w:t>
       </w:r>
     </w:p>
     <w:p>
@@ -686,13 +851,13 @@
           <w:numId w:val="1"/>
         </w:numPr>
         <w:spacing w:after="0" w:line="480" w:lineRule="exact"/>
-        <w:ind w:leftChars="0" w:left="482" w:right="0"/>
-      </w:pPr>
-      <w:r>
-        <w:rPr>
-          <w:rFonts w:hint="eastAsia"/>
-        </w:rPr>
-        <w:t>輕歌曼舞</w:t>
+        <w:ind w:leftChars="0" w:left="284" w:right="0" w:hanging="282"/>
+      </w:pPr>
+      <w:r>
+        <w:rPr>
+          <w:rFonts w:hint="eastAsia"/>
+        </w:rPr>
+        <w:t>耳熟能詳</w:t>
       </w:r>
       <w:r>
         <w:rPr>
@@ -704,49 +869,7 @@
         <w:rPr>
           <w:rFonts w:hint="eastAsia"/>
         </w:rPr>
-        <w:t>輕柔的歌聲，</w:t>
-      </w:r>
-      <w:proofErr w:type="gramStart"/>
-      <w:r>
-        <w:rPr>
-          <w:rFonts w:hint="eastAsia"/>
-        </w:rPr>
-        <w:t>曼</w:t>
-      </w:r>
-      <w:proofErr w:type="gramEnd"/>
-      <w:r>
-        <w:rPr>
-          <w:rFonts w:hint="eastAsia"/>
-        </w:rPr>
-        <w:t>妙的舞蹈。如：「舞臺上輕歌曼舞，</w:t>
-      </w:r>
-      <w:proofErr w:type="gramStart"/>
-      <w:r>
-        <w:rPr>
-          <w:rFonts w:hint="eastAsia"/>
-        </w:rPr>
-        <w:t>臺</w:t>
-      </w:r>
-      <w:proofErr w:type="gramEnd"/>
-      <w:r>
-        <w:rPr>
-          <w:rFonts w:hint="eastAsia"/>
-        </w:rPr>
-        <w:t>下的觀眾如痴如醉。」也作「</w:t>
-      </w:r>
-      <w:proofErr w:type="gramStart"/>
-      <w:r>
-        <w:rPr>
-          <w:rFonts w:hint="eastAsia"/>
-        </w:rPr>
-        <w:t>輕歌慢舞</w:t>
-      </w:r>
-      <w:proofErr w:type="gramEnd"/>
-      <w:r>
-        <w:rPr>
-          <w:rFonts w:hint="eastAsia"/>
-        </w:rPr>
-        <w:t>」。</w:t>
+        <w:t>聽過太多次了，熟悉到耳朵都聽習慣了，甚至可以非常詳細地說出來。指一件事情、一句名言或一首歌曲具有極高的普及性與共鳴感。</w:t>
       </w:r>
     </w:p>
     <w:p>
@@ -757,89 +880,39 @@
           <w:numId w:val="1"/>
         </w:numPr>
         <w:spacing w:after="0" w:line="480" w:lineRule="exact"/>
-        <w:ind w:leftChars="0" w:left="482" w:right="0"/>
-      </w:pPr>
-      <w:r>
-        <w:rPr>
-          <w:rFonts w:hint="eastAsia"/>
-        </w:rPr>
-        <w:t>彌</w:t>
-      </w:r>
-      <w:r>
-        <w:rPr>
-          <w:rFonts w:hint="eastAsia"/>
-        </w:rPr>
-        <w:t>(</w:t>
+        <w:ind w:leftChars="0" w:left="284" w:right="0" w:hanging="282"/>
+      </w:pPr>
+      <w:r>
+        <w:rPr>
+          <w:rFonts w:hint="eastAsia"/>
+        </w:rPr>
+        <w:t>斑駁</w:t>
+      </w:r>
+      <w:r>
+        <w:rPr>
+          <w:rFonts w:hint="eastAsia"/>
+        </w:rPr>
+        <w:t>：</w:t>
+      </w:r>
+      <w:r>
+        <w:rPr>
+          <w:rFonts w:hint="eastAsia"/>
+        </w:rPr>
+        <w:t>幾種不同的</w:t>
       </w:r>
       <w:proofErr w:type="gramStart"/>
       <w:r>
         <w:rPr>
           <w:rFonts w:hint="eastAsia"/>
-          <w:color w:val="FF0000"/>
-          <w:sz w:val="16"/>
-          <w:szCs w:val="16"/>
-        </w:rPr>
-        <w:t>ㄇㄧ</w:t>
-      </w:r>
-      <w:r>
-        <w:rPr>
-          <w:rFonts w:hint="eastAsia"/>
-          <w:color w:val="FF0000"/>
-          <w:sz w:val="16"/>
-          <w:szCs w:val="16"/>
-        </w:rPr>
-        <w:t>ˊ</w:t>
+        </w:rPr>
+        <w:t>顏色或光影</w:t>
       </w:r>
       <w:proofErr w:type="gramEnd"/>
       <w:r>
         <w:rPr>
           <w:rFonts w:hint="eastAsia"/>
         </w:rPr>
-        <w:t>)</w:t>
-      </w:r>
-      <w:r>
-        <w:rPr>
-          <w:rFonts w:hint="eastAsia"/>
-        </w:rPr>
-        <w:t>散</w:t>
-      </w:r>
-      <w:r>
-        <w:rPr>
-          <w:rFonts w:hint="eastAsia"/>
-        </w:rPr>
-        <w:t>：</w:t>
-      </w:r>
-      <w:r>
-        <w:rPr>
-          <w:rFonts w:hint="eastAsia"/>
-        </w:rPr>
-        <w:t>煙霧、氣味等向四周擴散</w:t>
-      </w:r>
-      <w:r>
-        <w:rPr>
-          <w:rFonts w:hint="eastAsia"/>
-        </w:rPr>
-        <w:t>。</w:t>
-      </w:r>
-      <w:proofErr w:type="gramStart"/>
-      <w:r>
-        <w:rPr>
-          <w:rFonts w:hint="eastAsia"/>
-        </w:rPr>
-        <w:t>彌</w:t>
-      </w:r>
-      <w:proofErr w:type="gramEnd"/>
-      <w:r>
-        <w:rPr>
-          <w:rFonts w:hint="eastAsia"/>
-        </w:rPr>
-        <w:t>：</w:t>
-      </w:r>
-      <w:r>
-        <w:rPr>
-          <w:rFonts w:hint="eastAsia"/>
-        </w:rPr>
-        <w:t>遍、滿。</w:t>
+        <w:t>交錯參差，呈現出不均勻、不整齊的樣子。在文學中常用來形容光影的動態美（如陽光或月光穿過樹葉灑在地面上的影子），或是形容歲月的痕跡（如老舊牆壁脫落的痕跡）。它帶有一種不完美卻充滿故事感的視覺美學。</w:t>
       </w:r>
     </w:p>
     <w:p>
@@ -850,45 +923,25 @@
           <w:numId w:val="1"/>
         </w:numPr>
         <w:spacing w:after="0" w:line="480" w:lineRule="exact"/>
-        <w:ind w:leftChars="0" w:left="482" w:right="0"/>
-      </w:pPr>
-      <w:r>
-        <w:rPr>
-          <w:rFonts w:hint="eastAsia"/>
-        </w:rPr>
-        <w:t>官宦</w:t>
-      </w:r>
-      <w:r>
-        <w:rPr>
-          <w:rFonts w:hint="eastAsia"/>
-        </w:rPr>
-        <w:t>（</w:t>
-      </w:r>
-      <w:proofErr w:type="gramStart"/>
-      <w:r>
-        <w:rPr>
-          <w:rFonts w:hint="eastAsia"/>
-          <w:color w:val="FF0000"/>
-          <w:sz w:val="16"/>
-          <w:szCs w:val="16"/>
-        </w:rPr>
-        <w:t>ㄏㄨㄢ</w:t>
-      </w:r>
-      <w:r>
-        <w:rPr>
-          <w:rFonts w:hint="eastAsia"/>
-          <w:color w:val="FF0000"/>
-          <w:sz w:val="16"/>
-          <w:szCs w:val="16"/>
-        </w:rPr>
-        <w:t>ˋ</w:t>
-      </w:r>
-      <w:proofErr w:type="gramEnd"/>
-      <w:r>
-        <w:rPr>
-          <w:rFonts w:hint="eastAsia"/>
-        </w:rPr>
-        <w:t>）：做官的人。</w:t>
+        <w:ind w:leftChars="0" w:left="284" w:right="0" w:hanging="282"/>
+      </w:pPr>
+      <w:r>
+        <w:rPr>
+          <w:rFonts w:hint="eastAsia"/>
+        </w:rPr>
+        <w:t>耐人尋味</w:t>
+      </w:r>
+      <w:r>
+        <w:rPr>
+          <w:rFonts w:hint="eastAsia"/>
+        </w:rPr>
+        <w:t>：</w:t>
+      </w:r>
+      <w:r>
+        <w:rPr>
+          <w:rFonts w:hint="eastAsia"/>
+        </w:rPr>
+        <w:t>形容事物、話語或文章意味深長，值得人們反覆體會、仔細思考。意指美感或道理不是一眼就能看穿的，而是需要時間的沉澱與咀嚼。這是一種「留白」的藝術，讀者越是細細品味，越能發現藏在表面之下的驚喜與深刻智慧。</w:t>
       </w:r>
     </w:p>
     <w:p>
@@ -899,23 +952,104 @@
           <w:numId w:val="1"/>
         </w:numPr>
         <w:spacing w:after="0" w:line="480" w:lineRule="exact"/>
-        <w:ind w:leftChars="0" w:left="482" w:right="0"/>
-      </w:pPr>
-      <w:r>
-        <w:rPr>
-          <w:rFonts w:hint="eastAsia"/>
-        </w:rPr>
-        <w:t>明白如畫</w:t>
-      </w:r>
-      <w:r>
-        <w:rPr>
-          <w:rFonts w:hint="eastAsia"/>
-        </w:rPr>
-        <w:t>：像白晝一樣清楚明確。</w:t>
+        <w:ind w:leftChars="0" w:left="284" w:right="0" w:hanging="282"/>
+      </w:pPr>
+      <w:r>
+        <w:rPr>
+          <w:rFonts w:hint="eastAsia"/>
+        </w:rPr>
+        <w:t>通宵達旦</w:t>
+      </w:r>
+      <w:r>
+        <w:rPr>
+          <w:rFonts w:hint="eastAsia"/>
+        </w:rPr>
+        <w:t>：</w:t>
+      </w:r>
+      <w:r>
+        <w:rPr>
+          <w:rFonts w:hint="eastAsia"/>
+        </w:rPr>
+        <w:t>整夜都在進行某件事，直到天亮。通宵，指整夜；達旦，指到了早晨。常用於形容狂歡、慶祝或過度沉迷的狀態（如詩中富貴人家的徹夜歌舞），在語境中常帶有「不懂得珍惜時間」或「過度揮霍精力」的暗示；有時也可以用來形容挑燈夜戰的辛勤努力。</w:t>
+      </w:r>
+    </w:p>
+    <w:p>
+      <w:pPr>
+        <w:pStyle w:val="aa"/>
+        <w:numPr>
+          <w:ilvl w:val="0"/>
+          <w:numId w:val="1"/>
+        </w:numPr>
+        <w:spacing w:after="0" w:line="480" w:lineRule="exact"/>
+        <w:ind w:leftChars="0" w:left="284" w:right="0" w:hanging="282"/>
+      </w:pPr>
+      <w:r>
+        <w:rPr>
+          <w:rFonts w:hint="eastAsia"/>
+        </w:rPr>
+        <w:t>堆疊</w:t>
+      </w:r>
+      <w:r>
+        <w:rPr>
+          <w:rFonts w:hint="eastAsia"/>
+        </w:rPr>
+        <w:t>：</w:t>
+      </w:r>
+      <w:r>
+        <w:rPr>
+          <w:rFonts w:hint="eastAsia"/>
+        </w:rPr>
+        <w:t>將東西一層</w:t>
+      </w:r>
+      <w:proofErr w:type="gramStart"/>
+      <w:r>
+        <w:rPr>
+          <w:rFonts w:hint="eastAsia"/>
+        </w:rPr>
+        <w:t>一層</w:t>
+      </w:r>
+      <w:proofErr w:type="gramEnd"/>
+      <w:r>
+        <w:rPr>
+          <w:rFonts w:hint="eastAsia"/>
+        </w:rPr>
+        <w:t>地、重重疊疊地堆放起來。在抽象的語意中，指情感、經驗或物質的累積。</w:t>
+      </w:r>
+    </w:p>
+    <w:p>
+      <w:pPr>
+        <w:pStyle w:val="aa"/>
+        <w:numPr>
+          <w:ilvl w:val="0"/>
+          <w:numId w:val="1"/>
+        </w:numPr>
+        <w:spacing w:after="0" w:line="480" w:lineRule="exact"/>
+        <w:ind w:leftChars="0" w:left="284" w:right="0" w:hanging="282"/>
+        <w:rPr>
+          <w:rFonts w:hint="eastAsia"/>
+        </w:rPr>
+      </w:pPr>
+      <w:r>
+        <w:rPr>
+          <w:rFonts w:hint="eastAsia"/>
+        </w:rPr>
+        <w:t>聆聽</w:t>
+      </w:r>
+      <w:r>
+        <w:rPr>
+          <w:rFonts w:hint="eastAsia"/>
+        </w:rPr>
+        <w:t>：</w:t>
+      </w:r>
+      <w:r>
+        <w:rPr>
+          <w:rFonts w:hint="eastAsia"/>
+        </w:rPr>
+        <w:t>集中精神、恭敬且認真地聽取聲音。「聆聽」比普通的「聽」更進一步，它代表了一種專注與尊重的心態。不僅是用耳朵接收聲波，更是用心靈去體會大自然的聲音（如風聲、鳥鳴）或是他人的心聲，是與世界建立深層連結的重要能力。</w:t>
       </w:r>
     </w:p>
     <w:sectPr>
-      <w:footerReference w:type="default" r:id="rId12"/>
+      <w:footerReference w:type="default" r:id="rId9"/>
       <w:pgSz w:w="11906" w:h="16838"/>
       <w:pgMar w:top="567" w:right="567" w:bottom="567" w:left="567" w:header="0" w:footer="0" w:gutter="0"/>
       <w:cols w:space="720"/>
@@ -926,7 +1060,7 @@
 </file>
 
 <file path=word/endnotes.xml><?xml version="1.0" encoding="utf-8"?>
-<w:endnotes xmlns:wpc="http://schemas.microsoft.com/office/word/2010/wordprocessingCanvas" xmlns:cx="http://schemas.microsoft.com/office/drawing/2014/chartex" xmlns:cx1="http://schemas.microsoft.com/office/drawing/2015/9/8/chartex" xmlns:cx2="http://schemas.microsoft.com/office/drawing/2015/10/21/chartex" xmlns:cx3="http://schemas.microsoft.com/office/drawing/2016/5/9/chartex" xmlns:cx4="http://schemas.microsoft.com/office/drawing/2016/5/10/chartex" xmlns:cx5="http://schemas.microsoft.com/office/drawing/2016/5/11/chartex" xmlns:cx6="http://schemas.microsoft.com/office/drawing/2016/5/12/chartex" xmlns:cx7="http://schemas.microsoft.com/office/drawing/2016/5/13/chartex" xmlns:cx8="http://schemas.microsoft.com/office/drawing/2016/5/14/chartex" xmlns:mc="http://schemas.openxmlformats.org/markup-compatibility/2006" xmlns:aink="http://schemas.microsoft.com/office/drawing/2016/ink" xmlns:am3d="http://schemas.microsoft.com/office/drawing/2017/model3d" xmlns:o="urn:schemas-microsoft-com:office:office" xmlns:oel="http://schemas.microsoft.com/office/2019/extlst" xmlns:r="http://schemas.openxmlformats.org/officeDocument/2006/relationships" xmlns:m="http://schemas.openxmlformats.org/officeDocument/2006/math" xmlns:v="urn:schemas-microsoft-com:vml" xmlns:wp14="http://schemas.microsoft.com/office/word/2010/wordprocessingDrawing" xmlns:wp="http://schemas.openxmlformats.org/drawingml/2006/wordprocessingDrawing" xmlns:w10="urn:schemas-microsoft-com:office:word" xmlns:w="http://schemas.openxmlformats.org/wordprocessingml/2006/main" xmlns:w14="http://schemas.microsoft.com/office/word/2010/wordml" xmlns:w15="http://schemas.microsoft.com/office/word/2012/wordml" xmlns:w16cex="http://schemas.microsoft.com/office/word/2018/wordml/cex" xmlns:w16cid="http://schemas.microsoft.com/office/word/2016/wordml/cid" xmlns:w16="http://schemas.microsoft.com/office/word/2018/wordml" xmlns:w16sdtdh="http://schemas.microsoft.com/office/word/2020/wordml/sdtdatahash" xmlns:w16se="http://schemas.microsoft.com/office/word/2015/wordml/symex" xmlns:wpg="http://schemas.microsoft.com/office/word/2010/wordprocessingGroup" xmlns:wpi="http://schemas.microsoft.com/office/word/2010/wordprocessingInk" xmlns:wne="http://schemas.microsoft.com/office/word/2006/wordml" xmlns:wps="http://schemas.microsoft.com/office/word/2010/wordprocessingShape" mc:Ignorable="w14 w15 w16se w16cid w16 w16cex w16sdtdh wp14">
+<w:endnotes xmlns:wpc="http://schemas.microsoft.com/office/word/2010/wordprocessingCanvas" xmlns:cx="http://schemas.microsoft.com/office/drawing/2014/chartex" xmlns:cx1="http://schemas.microsoft.com/office/drawing/2015/9/8/chartex" xmlns:cx2="http://schemas.microsoft.com/office/drawing/2015/10/21/chartex" xmlns:cx3="http://schemas.microsoft.com/office/drawing/2016/5/9/chartex" xmlns:cx4="http://schemas.microsoft.com/office/drawing/2016/5/10/chartex" xmlns:cx5="http://schemas.microsoft.com/office/drawing/2016/5/11/chartex" xmlns:cx6="http://schemas.microsoft.com/office/drawing/2016/5/12/chartex" xmlns:cx7="http://schemas.microsoft.com/office/drawing/2016/5/13/chartex" xmlns:cx8="http://schemas.microsoft.com/office/drawing/2016/5/14/chartex" xmlns:mc="http://schemas.openxmlformats.org/markup-compatibility/2006" xmlns:aink="http://schemas.microsoft.com/office/drawing/2016/ink" xmlns:am3d="http://schemas.microsoft.com/office/drawing/2017/model3d" xmlns:o="urn:schemas-microsoft-com:office:office" xmlns:r="http://schemas.openxmlformats.org/officeDocument/2006/relationships" xmlns:m="http://schemas.openxmlformats.org/officeDocument/2006/math" xmlns:v="urn:schemas-microsoft-com:vml" xmlns:wp14="http://schemas.microsoft.com/office/word/2010/wordprocessingDrawing" xmlns:wp="http://schemas.openxmlformats.org/drawingml/2006/wordprocessingDrawing" xmlns:w10="urn:schemas-microsoft-com:office:word" xmlns:w="http://schemas.openxmlformats.org/wordprocessingml/2006/main" xmlns:w14="http://schemas.microsoft.com/office/word/2010/wordml" xmlns:w15="http://schemas.microsoft.com/office/word/2012/wordml" xmlns:w16cex="http://schemas.microsoft.com/office/word/2018/wordml/cex" xmlns:w16cid="http://schemas.microsoft.com/office/word/2016/wordml/cid" xmlns:w16="http://schemas.microsoft.com/office/word/2018/wordml" xmlns:w16sdtdh="http://schemas.microsoft.com/office/word/2020/wordml/sdtdatahash" xmlns:w16se="http://schemas.microsoft.com/office/word/2015/wordml/symex" xmlns:wpg="http://schemas.microsoft.com/office/word/2010/wordprocessingGroup" xmlns:wpi="http://schemas.microsoft.com/office/word/2010/wordprocessingInk" xmlns:wne="http://schemas.microsoft.com/office/word/2006/wordml" xmlns:wps="http://schemas.microsoft.com/office/word/2010/wordprocessingShape" mc:Ignorable="w14 w15 w16se w16cid w16 w16cex w16sdtdh wp14">
   <w:endnote w:type="separator" w:id="-1">
     <w:p>
       <w:pPr>
@@ -951,7 +1085,7 @@
 </file>
 
 <file path=word/footer1.xml><?xml version="1.0" encoding="utf-8"?>
-<w:ftr xmlns:wpc="http://schemas.microsoft.com/office/word/2010/wordprocessingCanvas" xmlns:cx="http://schemas.microsoft.com/office/drawing/2014/chartex" xmlns:cx1="http://schemas.microsoft.com/office/drawing/2015/9/8/chartex" xmlns:cx2="http://schemas.microsoft.com/office/drawing/2015/10/21/chartex" xmlns:cx3="http://schemas.microsoft.com/office/drawing/2016/5/9/chartex" xmlns:cx4="http://schemas.microsoft.com/office/drawing/2016/5/10/chartex" xmlns:cx5="http://schemas.microsoft.com/office/drawing/2016/5/11/chartex" xmlns:cx6="http://schemas.microsoft.com/office/drawing/2016/5/12/chartex" xmlns:cx7="http://schemas.microsoft.com/office/drawing/2016/5/13/chartex" xmlns:cx8="http://schemas.microsoft.com/office/drawing/2016/5/14/chartex" xmlns:mc="http://schemas.openxmlformats.org/markup-compatibility/2006" xmlns:aink="http://schemas.microsoft.com/office/drawing/2016/ink" xmlns:am3d="http://schemas.microsoft.com/office/drawing/2017/model3d" xmlns:o="urn:schemas-microsoft-com:office:office" xmlns:oel="http://schemas.microsoft.com/office/2019/extlst" xmlns:r="http://schemas.openxmlformats.org/officeDocument/2006/relationships" xmlns:m="http://schemas.openxmlformats.org/officeDocument/2006/math" xmlns:v="urn:schemas-microsoft-com:vml" xmlns:wp14="http://schemas.microsoft.com/office/word/2010/wordprocessingDrawing" xmlns:wp="http://schemas.openxmlformats.org/drawingml/2006/wordprocessingDrawing" xmlns:w10="urn:schemas-microsoft-com:office:word" xmlns:w="http://schemas.openxmlformats.org/wordprocessingml/2006/main" xmlns:w14="http://schemas.microsoft.com/office/word/2010/wordml" xmlns:w15="http://schemas.microsoft.com/office/word/2012/wordml" xmlns:w16cex="http://schemas.microsoft.com/office/word/2018/wordml/cex" xmlns:w16cid="http://schemas.microsoft.com/office/word/2016/wordml/cid" xmlns:w16="http://schemas.microsoft.com/office/word/2018/wordml" xmlns:w16sdtdh="http://schemas.microsoft.com/office/word/2020/wordml/sdtdatahash" xmlns:w16se="http://schemas.microsoft.com/office/word/2015/wordml/symex" xmlns:wpg="http://schemas.microsoft.com/office/word/2010/wordprocessingGroup" xmlns:wpi="http://schemas.microsoft.com/office/word/2010/wordprocessingInk" xmlns:wne="http://schemas.microsoft.com/office/word/2006/wordml" xmlns:wps="http://schemas.microsoft.com/office/word/2010/wordprocessingShape" mc:Ignorable="w14 w15 w16se w16cid w16 w16cex w16sdtdh wp14">
+<w:ftr xmlns:wpc="http://schemas.microsoft.com/office/word/2010/wordprocessingCanvas" xmlns:cx="http://schemas.microsoft.com/office/drawing/2014/chartex" xmlns:cx1="http://schemas.microsoft.com/office/drawing/2015/9/8/chartex" xmlns:cx2="http://schemas.microsoft.com/office/drawing/2015/10/21/chartex" xmlns:cx3="http://schemas.microsoft.com/office/drawing/2016/5/9/chartex" xmlns:cx4="http://schemas.microsoft.com/office/drawing/2016/5/10/chartex" xmlns:cx5="http://schemas.microsoft.com/office/drawing/2016/5/11/chartex" xmlns:cx6="http://schemas.microsoft.com/office/drawing/2016/5/12/chartex" xmlns:cx7="http://schemas.microsoft.com/office/drawing/2016/5/13/chartex" xmlns:cx8="http://schemas.microsoft.com/office/drawing/2016/5/14/chartex" xmlns:mc="http://schemas.openxmlformats.org/markup-compatibility/2006" xmlns:aink="http://schemas.microsoft.com/office/drawing/2016/ink" xmlns:am3d="http://schemas.microsoft.com/office/drawing/2017/model3d" xmlns:o="urn:schemas-microsoft-com:office:office" xmlns:r="http://schemas.openxmlformats.org/officeDocument/2006/relationships" xmlns:m="http://schemas.openxmlformats.org/officeDocument/2006/math" xmlns:v="urn:schemas-microsoft-com:vml" xmlns:wp14="http://schemas.microsoft.com/office/word/2010/wordprocessingDrawing" xmlns:wp="http://schemas.openxmlformats.org/drawingml/2006/wordprocessingDrawing" xmlns:w10="urn:schemas-microsoft-com:office:word" xmlns:w="http://schemas.openxmlformats.org/wordprocessingml/2006/main" xmlns:w14="http://schemas.microsoft.com/office/word/2010/wordml" xmlns:w15="http://schemas.microsoft.com/office/word/2012/wordml" xmlns:w16cex="http://schemas.microsoft.com/office/word/2018/wordml/cex" xmlns:w16cid="http://schemas.microsoft.com/office/word/2016/wordml/cid" xmlns:w16="http://schemas.microsoft.com/office/word/2018/wordml" xmlns:w16sdtdh="http://schemas.microsoft.com/office/word/2020/wordml/sdtdatahash" xmlns:w16se="http://schemas.microsoft.com/office/word/2015/wordml/symex" xmlns:wpg="http://schemas.microsoft.com/office/word/2010/wordprocessingGroup" xmlns:wpi="http://schemas.microsoft.com/office/word/2010/wordprocessingInk" xmlns:wne="http://schemas.microsoft.com/office/word/2006/wordml" xmlns:wps="http://schemas.microsoft.com/office/word/2010/wordprocessingShape" mc:Ignorable="w14 w15 w16se w16cid w16 w16cex w16sdtdh wp14">
   <w:sdt>
     <w:sdtPr>
       <w:id w:val="1495451635"/>
@@ -960,6 +1094,7 @@
         <w:docPartUnique/>
       </w:docPartObj>
     </w:sdtPr>
+    <w:sdtEndPr/>
     <w:sdtContent>
       <w:p>
         <w:pPr>
@@ -1003,7 +1138,7 @@
 </file>
 
 <file path=word/footnotes.xml><?xml version="1.0" encoding="utf-8"?>
-<w:footnotes xmlns:wpc="http://schemas.microsoft.com/office/word/2010/wordprocessingCanvas" xmlns:cx="http://schemas.microsoft.com/office/drawing/2014/chartex" xmlns:cx1="http://schemas.microsoft.com/office/drawing/2015/9/8/chartex" xmlns:cx2="http://schemas.microsoft.com/office/drawing/2015/10/21/chartex" xmlns:cx3="http://schemas.microsoft.com/office/drawing/2016/5/9/chartex" xmlns:cx4="http://schemas.microsoft.com/office/drawing/2016/5/10/chartex" xmlns:cx5="http://schemas.microsoft.com/office/drawing/2016/5/11/chartex" xmlns:cx6="http://schemas.microsoft.com/office/drawing/2016/5/12/chartex" xmlns:cx7="http://schemas.microsoft.com/office/drawing/2016/5/13/chartex" xmlns:cx8="http://schemas.microsoft.com/office/drawing/2016/5/14/chartex" xmlns:mc="http://schemas.openxmlformats.org/markup-compatibility/2006" xmlns:aink="http://schemas.microsoft.com/office/drawing/2016/ink" xmlns:am3d="http://schemas.microsoft.com/office/drawing/2017/model3d" xmlns:o="urn:schemas-microsoft-com:office:office" xmlns:oel="http://schemas.microsoft.com/office/2019/extlst" xmlns:r="http://schemas.openxmlformats.org/officeDocument/2006/relationships" xmlns:m="http://schemas.openxmlformats.org/officeDocument/2006/math" xmlns:v="urn:schemas-microsoft-com:vml" xmlns:wp14="http://schemas.microsoft.com/office/word/2010/wordprocessingDrawing" xmlns:wp="http://schemas.openxmlformats.org/drawingml/2006/wordprocessingDrawing" xmlns:w10="urn:schemas-microsoft-com:office:word" xmlns:w="http://schemas.openxmlformats.org/wordprocessingml/2006/main" xmlns:w14="http://schemas.microsoft.com/office/word/2010/wordml" xmlns:w15="http://schemas.microsoft.com/office/word/2012/wordml" xmlns:w16cex="http://schemas.microsoft.com/office/word/2018/wordml/cex" xmlns:w16cid="http://schemas.microsoft.com/office/word/2016/wordml/cid" xmlns:w16="http://schemas.microsoft.com/office/word/2018/wordml" xmlns:w16sdtdh="http://schemas.microsoft.com/office/word/2020/wordml/sdtdatahash" xmlns:w16se="http://schemas.microsoft.com/office/word/2015/wordml/symex" xmlns:wpg="http://schemas.microsoft.com/office/word/2010/wordprocessingGroup" xmlns:wpi="http://schemas.microsoft.com/office/word/2010/wordprocessingInk" xmlns:wne="http://schemas.microsoft.com/office/word/2006/wordml" xmlns:wps="http://schemas.microsoft.com/office/word/2010/wordprocessingShape" mc:Ignorable="w14 w15 w16se w16cid w16 w16cex w16sdtdh wp14">
+<w:footnotes xmlns:wpc="http://schemas.microsoft.com/office/word/2010/wordprocessingCanvas" xmlns:cx="http://schemas.microsoft.com/office/drawing/2014/chartex" xmlns:cx1="http://schemas.microsoft.com/office/drawing/2015/9/8/chartex" xmlns:cx2="http://schemas.microsoft.com/office/drawing/2015/10/21/chartex" xmlns:cx3="http://schemas.microsoft.com/office/drawing/2016/5/9/chartex" xmlns:cx4="http://schemas.microsoft.com/office/drawing/2016/5/10/chartex" xmlns:cx5="http://schemas.microsoft.com/office/drawing/2016/5/11/chartex" xmlns:cx6="http://schemas.microsoft.com/office/drawing/2016/5/12/chartex" xmlns:cx7="http://schemas.microsoft.com/office/drawing/2016/5/13/chartex" xmlns:cx8="http://schemas.microsoft.com/office/drawing/2016/5/14/chartex" xmlns:mc="http://schemas.openxmlformats.org/markup-compatibility/2006" xmlns:aink="http://schemas.microsoft.com/office/drawing/2016/ink" xmlns:am3d="http://schemas.microsoft.com/office/drawing/2017/model3d" xmlns:o="urn:schemas-microsoft-com:office:office" xmlns:r="http://schemas.openxmlformats.org/officeDocument/2006/relationships" xmlns:m="http://schemas.openxmlformats.org/officeDocument/2006/math" xmlns:v="urn:schemas-microsoft-com:vml" xmlns:wp14="http://schemas.microsoft.com/office/word/2010/wordprocessingDrawing" xmlns:wp="http://schemas.openxmlformats.org/drawingml/2006/wordprocessingDrawing" xmlns:w10="urn:schemas-microsoft-com:office:word" xmlns:w="http://schemas.openxmlformats.org/wordprocessingml/2006/main" xmlns:w14="http://schemas.microsoft.com/office/word/2010/wordml" xmlns:w15="http://schemas.microsoft.com/office/word/2012/wordml" xmlns:w16cex="http://schemas.microsoft.com/office/word/2018/wordml/cex" xmlns:w16cid="http://schemas.microsoft.com/office/word/2016/wordml/cid" xmlns:w16="http://schemas.microsoft.com/office/word/2018/wordml" xmlns:w16sdtdh="http://schemas.microsoft.com/office/word/2020/wordml/sdtdatahash" xmlns:w16se="http://schemas.microsoft.com/office/word/2015/wordml/symex" xmlns:wpg="http://schemas.microsoft.com/office/word/2010/wordprocessingGroup" xmlns:wpi="http://schemas.microsoft.com/office/word/2010/wordprocessingInk" xmlns:wne="http://schemas.microsoft.com/office/word/2006/wordml" xmlns:wps="http://schemas.microsoft.com/office/word/2010/wordprocessingShape" mc:Ignorable="w14 w15 w16se w16cid w16 w16cex w16sdtdh wp14">
   <w:footnote w:type="separator" w:id="-1">
     <w:p>
       <w:pPr>
@@ -1028,7 +1163,7 @@
 </file>
 
 <file path=word/numbering.xml><?xml version="1.0" encoding="utf-8"?>
-<w:numbering xmlns:wpc="http://schemas.microsoft.com/office/word/2010/wordprocessingCanvas" xmlns:cx="http://schemas.microsoft.com/office/drawing/2014/chartex" xmlns:cx1="http://schemas.microsoft.com/office/drawing/2015/9/8/chartex" xmlns:cx2="http://schemas.microsoft.com/office/drawing/2015/10/21/chartex" xmlns:cx3="http://schemas.microsoft.com/office/drawing/2016/5/9/chartex" xmlns:cx4="http://schemas.microsoft.com/office/drawing/2016/5/10/chartex" xmlns:cx5="http://schemas.microsoft.com/office/drawing/2016/5/11/chartex" xmlns:cx6="http://schemas.microsoft.com/office/drawing/2016/5/12/chartex" xmlns:cx7="http://schemas.microsoft.com/office/drawing/2016/5/13/chartex" xmlns:cx8="http://schemas.microsoft.com/office/drawing/2016/5/14/chartex" xmlns:mc="http://schemas.openxmlformats.org/markup-compatibility/2006" xmlns:aink="http://schemas.microsoft.com/office/drawing/2016/ink" xmlns:am3d="http://schemas.microsoft.com/office/drawing/2017/model3d" xmlns:o="urn:schemas-microsoft-com:office:office" xmlns:oel="http://schemas.microsoft.com/office/2019/extlst" xmlns:r="http://schemas.openxmlformats.org/officeDocument/2006/relationships" xmlns:m="http://schemas.openxmlformats.org/officeDocument/2006/math" xmlns:v="urn:schemas-microsoft-com:vml" xmlns:wp14="http://schemas.microsoft.com/office/word/2010/wordprocessingDrawing" xmlns:wp="http://schemas.openxmlformats.org/drawingml/2006/wordprocessingDrawing" xmlns:w10="urn:schemas-microsoft-com:office:word" xmlns:w="http://schemas.openxmlformats.org/wordprocessingml/2006/main" xmlns:w14="http://schemas.microsoft.com/office/word/2010/wordml" xmlns:w15="http://schemas.microsoft.com/office/word/2012/wordml" xmlns:w16cex="http://schemas.microsoft.com/office/word/2018/wordml/cex" xmlns:w16cid="http://schemas.microsoft.com/office/word/2016/wordml/cid" xmlns:w16="http://schemas.microsoft.com/office/word/2018/wordml" xmlns:w16sdtdh="http://schemas.microsoft.com/office/word/2020/wordml/sdtdatahash" xmlns:w16se="http://schemas.microsoft.com/office/word/2015/wordml/symex" xmlns:wpg="http://schemas.microsoft.com/office/word/2010/wordprocessingGroup" xmlns:wpi="http://schemas.microsoft.com/office/word/2010/wordprocessingInk" xmlns:wne="http://schemas.microsoft.com/office/word/2006/wordml" xmlns:wps="http://schemas.microsoft.com/office/word/2010/wordprocessingShape" mc:Ignorable="w14 w15 w16se w16cid w16 w16cex w16sdtdh wp14">
+<w:numbering xmlns:wpc="http://schemas.microsoft.com/office/word/2010/wordprocessingCanvas" xmlns:cx="http://schemas.microsoft.com/office/drawing/2014/chartex" xmlns:cx1="http://schemas.microsoft.com/office/drawing/2015/9/8/chartex" xmlns:cx2="http://schemas.microsoft.com/office/drawing/2015/10/21/chartex" xmlns:cx3="http://schemas.microsoft.com/office/drawing/2016/5/9/chartex" xmlns:cx4="http://schemas.microsoft.com/office/drawing/2016/5/10/chartex" xmlns:cx5="http://schemas.microsoft.com/office/drawing/2016/5/11/chartex" xmlns:cx6="http://schemas.microsoft.com/office/drawing/2016/5/12/chartex" xmlns:cx7="http://schemas.microsoft.com/office/drawing/2016/5/13/chartex" xmlns:cx8="http://schemas.microsoft.com/office/drawing/2016/5/14/chartex" xmlns:mc="http://schemas.openxmlformats.org/markup-compatibility/2006" xmlns:aink="http://schemas.microsoft.com/office/drawing/2016/ink" xmlns:am3d="http://schemas.microsoft.com/office/drawing/2017/model3d" xmlns:o="urn:schemas-microsoft-com:office:office" xmlns:r="http://schemas.openxmlformats.org/officeDocument/2006/relationships" xmlns:m="http://schemas.openxmlformats.org/officeDocument/2006/math" xmlns:v="urn:schemas-microsoft-com:vml" xmlns:wp14="http://schemas.microsoft.com/office/word/2010/wordprocessingDrawing" xmlns:wp="http://schemas.openxmlformats.org/drawingml/2006/wordprocessingDrawing" xmlns:w10="urn:schemas-microsoft-com:office:word" xmlns:w="http://schemas.openxmlformats.org/wordprocessingml/2006/main" xmlns:w14="http://schemas.microsoft.com/office/word/2010/wordml" xmlns:w15="http://schemas.microsoft.com/office/word/2012/wordml" xmlns:w16cex="http://schemas.microsoft.com/office/word/2018/wordml/cex" xmlns:w16cid="http://schemas.microsoft.com/office/word/2016/wordml/cid" xmlns:w16="http://schemas.microsoft.com/office/word/2018/wordml" xmlns:w16sdtdh="http://schemas.microsoft.com/office/word/2020/wordml/sdtdatahash" xmlns:w16se="http://schemas.microsoft.com/office/word/2015/wordml/symex" xmlns:wpg="http://schemas.microsoft.com/office/word/2010/wordprocessingGroup" xmlns:wpi="http://schemas.microsoft.com/office/word/2010/wordprocessingInk" xmlns:wne="http://schemas.microsoft.com/office/word/2006/wordml" xmlns:wps="http://schemas.microsoft.com/office/word/2010/wordprocessingShape" mc:Ignorable="w14 w15 w16se w16cid w16 w16cex w16sdtdh wp14">
   <w:abstractNum w:abstractNumId="0" w15:restartNumberingAfterBreak="0">
     <w:nsid w:val="FFFFFF89"/>
     <w:multiLevelType w:val="singleLevel"/>
@@ -4561,103 +4696,103 @@
       </w:rPr>
     </w:lvl>
   </w:abstractNum>
-  <w:num w:numId="1" w16cid:durableId="1841851666">
+  <w:num w:numId="1">
     <w:abstractNumId w:val="20"/>
   </w:num>
-  <w:num w:numId="2" w16cid:durableId="124205906">
+  <w:num w:numId="2">
     <w:abstractNumId w:val="18"/>
   </w:num>
-  <w:num w:numId="3" w16cid:durableId="841968051">
+  <w:num w:numId="3">
     <w:abstractNumId w:val="21"/>
   </w:num>
-  <w:num w:numId="4" w16cid:durableId="1786462299">
+  <w:num w:numId="4">
     <w:abstractNumId w:val="9"/>
   </w:num>
-  <w:num w:numId="5" w16cid:durableId="519242602">
+  <w:num w:numId="5">
     <w:abstractNumId w:val="10"/>
   </w:num>
-  <w:num w:numId="6" w16cid:durableId="1695233673">
+  <w:num w:numId="6">
     <w:abstractNumId w:val="23"/>
   </w:num>
-  <w:num w:numId="7" w16cid:durableId="913853542">
+  <w:num w:numId="7">
     <w:abstractNumId w:val="15"/>
   </w:num>
-  <w:num w:numId="8" w16cid:durableId="1910771399">
+  <w:num w:numId="8">
     <w:abstractNumId w:val="13"/>
   </w:num>
-  <w:num w:numId="9" w16cid:durableId="942691393">
+  <w:num w:numId="9">
     <w:abstractNumId w:val="30"/>
   </w:num>
-  <w:num w:numId="10" w16cid:durableId="1013186656">
+  <w:num w:numId="10">
     <w:abstractNumId w:val="6"/>
   </w:num>
-  <w:num w:numId="11" w16cid:durableId="721557150">
+  <w:num w:numId="11">
     <w:abstractNumId w:val="24"/>
   </w:num>
-  <w:num w:numId="12" w16cid:durableId="172182769">
+  <w:num w:numId="12">
     <w:abstractNumId w:val="3"/>
   </w:num>
-  <w:num w:numId="13" w16cid:durableId="1147629156">
+  <w:num w:numId="13">
     <w:abstractNumId w:val="17"/>
   </w:num>
-  <w:num w:numId="14" w16cid:durableId="189613212">
+  <w:num w:numId="14">
     <w:abstractNumId w:val="19"/>
   </w:num>
-  <w:num w:numId="15" w16cid:durableId="988098106">
+  <w:num w:numId="15">
     <w:abstractNumId w:val="16"/>
   </w:num>
-  <w:num w:numId="16" w16cid:durableId="1288897638">
+  <w:num w:numId="16">
     <w:abstractNumId w:val="26"/>
   </w:num>
-  <w:num w:numId="17" w16cid:durableId="142546625">
+  <w:num w:numId="17">
     <w:abstractNumId w:val="5"/>
   </w:num>
-  <w:num w:numId="18" w16cid:durableId="1293948036">
+  <w:num w:numId="18">
     <w:abstractNumId w:val="14"/>
   </w:num>
-  <w:num w:numId="19" w16cid:durableId="1173834982">
+  <w:num w:numId="19">
     <w:abstractNumId w:val="22"/>
   </w:num>
-  <w:num w:numId="20" w16cid:durableId="2027831691">
+  <w:num w:numId="20">
     <w:abstractNumId w:val="4"/>
   </w:num>
-  <w:num w:numId="21" w16cid:durableId="314799758">
+  <w:num w:numId="21">
     <w:abstractNumId w:val="2"/>
   </w:num>
-  <w:num w:numId="22" w16cid:durableId="1354570293">
+  <w:num w:numId="22">
     <w:abstractNumId w:val="11"/>
   </w:num>
-  <w:num w:numId="23" w16cid:durableId="1424453302">
+  <w:num w:numId="23">
     <w:abstractNumId w:val="8"/>
   </w:num>
-  <w:num w:numId="24" w16cid:durableId="1028606080">
+  <w:num w:numId="24">
     <w:abstractNumId w:val="12"/>
   </w:num>
-  <w:num w:numId="25" w16cid:durableId="586159370">
+  <w:num w:numId="25">
     <w:abstractNumId w:val="25"/>
   </w:num>
-  <w:num w:numId="26" w16cid:durableId="950042391">
+  <w:num w:numId="26">
     <w:abstractNumId w:val="31"/>
   </w:num>
-  <w:num w:numId="27" w16cid:durableId="2092502089">
+  <w:num w:numId="27">
     <w:abstractNumId w:val="1"/>
   </w:num>
-  <w:num w:numId="28" w16cid:durableId="1157915356">
+  <w:num w:numId="28">
     <w:abstractNumId w:val="27"/>
   </w:num>
-  <w:num w:numId="29" w16cid:durableId="1086422014">
+  <w:num w:numId="29">
     <w:abstractNumId w:val="7"/>
   </w:num>
-  <w:num w:numId="30" w16cid:durableId="469830308">
+  <w:num w:numId="30">
     <w:abstractNumId w:val="29"/>
   </w:num>
-  <w:num w:numId="31" w16cid:durableId="605041396">
+  <w:num w:numId="31">
     <w:abstractNumId w:val="28"/>
   </w:num>
-  <w:num w:numId="32" w16cid:durableId="1214001998">
+  <w:num w:numId="32">
     <w:abstractNumId w:val="32"/>
   </w:num>
-  <w:num w:numId="33" w16cid:durableId="2066295224">
+  <w:num w:numId="33">
     <w:abstractNumId w:val="0"/>
   </w:num>
   <w:numIdMacAtCleanup w:val="7"/>
